--- a/testakten/edelholz-manufaktur-berlin-liquiditaet/08_vertraege/vertraege_uebersicht.docx
+++ b/testakten/edelholz-manufaktur-berlin-liquiditaet/08_vertraege/vertraege_uebersicht.docx
@@ -5,10 +5,13 @@
     <w:p>
       <w:pPr>
         <w:pStyle w:val="Heading1"/>
+        <w:spacing w:after="160" w:line="259" w:lineRule="auto"/>
       </w:pPr>
       <w:r>
         <w:rPr>
           <w:rFonts w:ascii="Times New Roman" w:hAnsi="Times New Roman"/>
+          <w:b/>
+          <w:sz w:val="28"/>
         </w:rPr>
         <w:t>Verträge und Daueraufträge – Stand 30.04.2026</w:t>
       </w:r>
@@ -16,10 +19,13 @@
     <w:p>
       <w:pPr>
         <w:pStyle w:val="Heading2"/>
+        <w:spacing w:before="120" w:after="60" w:line="259" w:lineRule="auto"/>
       </w:pPr>
       <w:r>
         <w:rPr>
           <w:rFonts w:ascii="Times New Roman" w:hAnsi="Times New Roman"/>
+          <w:b/>
+          <w:sz w:val="22"/>
         </w:rPr>
         <w:t>Miete Werkstatt</w:t>
       </w:r>
@@ -27,90 +33,139 @@
     <w:p>
       <w:pPr>
         <w:pStyle w:val="ListBullet"/>
+        <w:spacing w:before="120" w:after="60" w:line="259" w:lineRule="auto"/>
       </w:pPr>
       <w:r>
         <w:rPr>
+          <w:rFonts w:ascii="Times New Roman" w:hAnsi="Times New Roman"/>
           <w:b/>
+          <w:sz w:val="22"/>
         </w:rPr>
         <w:t>Objekt</w:t>
       </w:r>
       <w:r>
+        <w:rPr>
+          <w:rFonts w:ascii="Times New Roman" w:hAnsi="Times New Roman"/>
+          <w:b/>
+          <w:sz w:val="22"/>
+        </w:rPr>
         <w:t>: Köpenicker Straße 187, 10997 Berlin – Werkstatt + Verwaltung (840 m²)</w:t>
       </w:r>
     </w:p>
     <w:p>
       <w:pPr>
         <w:pStyle w:val="ListBullet"/>
+        <w:spacing w:before="120" w:after="60" w:line="259" w:lineRule="auto"/>
       </w:pPr>
       <w:r>
         <w:rPr>
+          <w:rFonts w:ascii="Times New Roman" w:hAnsi="Times New Roman"/>
           <w:b/>
+          <w:sz w:val="22"/>
         </w:rPr>
         <w:t>Vermieter</w:t>
       </w:r>
       <w:r>
+        <w:rPr>
+          <w:rFonts w:ascii="Times New Roman" w:hAnsi="Times New Roman"/>
+          <w:b/>
+          <w:sz w:val="22"/>
+        </w:rPr>
         <w:t>: Schrenk Immobilien GmbH &amp; Co. KG</w:t>
       </w:r>
     </w:p>
     <w:p>
       <w:pPr>
         <w:pStyle w:val="ListBullet"/>
+        <w:spacing w:before="120" w:after="60" w:line="259" w:lineRule="auto"/>
       </w:pPr>
       <w:r>
         <w:rPr>
+          <w:rFonts w:ascii="Times New Roman" w:hAnsi="Times New Roman"/>
           <w:b/>
+          <w:sz w:val="22"/>
         </w:rPr>
         <w:t>Vertrag</w:t>
       </w:r>
       <w:r>
+        <w:rPr>
+          <w:rFonts w:ascii="Times New Roman" w:hAnsi="Times New Roman"/>
+          <w:b/>
+          <w:sz w:val="22"/>
+        </w:rPr>
         <w:t>: 01.04.2018, Laufzeit bis 31.03.2028, Verlängerung 5 Jahre</w:t>
       </w:r>
     </w:p>
     <w:p>
       <w:pPr>
         <w:pStyle w:val="ListBullet"/>
+        <w:spacing w:before="120" w:after="60" w:line="259" w:lineRule="auto"/>
       </w:pPr>
       <w:r>
         <w:rPr>
+          <w:rFonts w:ascii="Times New Roman" w:hAnsi="Times New Roman"/>
           <w:b/>
+          <w:sz w:val="22"/>
         </w:rPr>
         <w:t>Kaltmiete</w:t>
       </w:r>
       <w:r>
+        <w:rPr>
+          <w:rFonts w:ascii="Times New Roman" w:hAnsi="Times New Roman"/>
+          <w:b/>
+          <w:sz w:val="22"/>
+        </w:rPr>
         <w:t>: 7.560 EUR / Monat (9,00 EUR/m²)</w:t>
       </w:r>
     </w:p>
     <w:p>
       <w:pPr>
         <w:pStyle w:val="ListBullet"/>
+        <w:spacing w:before="120" w:after="60" w:line="259" w:lineRule="auto"/>
       </w:pPr>
       <w:r>
         <w:rPr>
+          <w:rFonts w:ascii="Times New Roman" w:hAnsi="Times New Roman"/>
           <w:b/>
+          <w:sz w:val="22"/>
         </w:rPr>
         <w:t>NK-VZ</w:t>
       </w:r>
       <w:r>
+        <w:rPr>
+          <w:rFonts w:ascii="Times New Roman" w:hAnsi="Times New Roman"/>
+          <w:b/>
+          <w:sz w:val="22"/>
+        </w:rPr>
         <w:t>: 2.280 EUR / Monat</w:t>
       </w:r>
     </w:p>
     <w:p>
       <w:pPr>
         <w:pStyle w:val="ListBullet"/>
+        <w:spacing w:before="120" w:after="60" w:line="259" w:lineRule="auto"/>
       </w:pPr>
       <w:r>
         <w:rPr>
+          <w:rFonts w:ascii="Times New Roman" w:hAnsi="Times New Roman"/>
           <w:b/>
+          <w:sz w:val="22"/>
         </w:rPr>
         <w:t>Gesamt</w:t>
       </w:r>
       <w:r>
+        <w:rPr>
+          <w:rFonts w:ascii="Times New Roman" w:hAnsi="Times New Roman"/>
+          <w:b/>
+          <w:sz w:val="22"/>
+        </w:rPr>
         <w:t>: 9.840 EUR / Monat, fällig 1. Werktag</w:t>
       </w:r>
     </w:p>
     <w:p>
       <w:pPr>
         <w:pStyle w:val="ListBullet"/>
+        <w:spacing w:line="259" w:lineRule="auto" w:after="60"/>
       </w:pPr>
       <w:r>
         <w:rPr>
@@ -125,6 +180,7 @@
     <w:p>
       <w:pPr>
         <w:pStyle w:val="Heading2"/>
+        <w:spacing w:line="259" w:lineRule="auto" w:after="60"/>
       </w:pPr>
       <w:r>
         <w:rPr>
@@ -136,6 +192,7 @@
     <w:p>
       <w:pPr>
         <w:pStyle w:val="ListBullet"/>
+        <w:spacing w:line="259" w:lineRule="auto" w:after="60"/>
       </w:pPr>
       <w:r>
         <w:rPr>
@@ -150,6 +207,7 @@
     <w:p>
       <w:pPr>
         <w:pStyle w:val="ListBullet"/>
+        <w:spacing w:line="259" w:lineRule="auto" w:after="60"/>
       </w:pPr>
       <w:r>
         <w:rPr>
@@ -164,6 +222,7 @@
     <w:p>
       <w:pPr>
         <w:pStyle w:val="ListBullet"/>
+        <w:spacing w:line="259" w:lineRule="auto" w:after="60"/>
       </w:pPr>
       <w:r>
         <w:rPr>
@@ -178,6 +237,7 @@
     <w:p>
       <w:pPr>
         <w:pStyle w:val="ListBullet"/>
+        <w:spacing w:line="259" w:lineRule="auto" w:after="60"/>
       </w:pPr>
       <w:r>
         <w:rPr>
@@ -192,6 +252,7 @@
     <w:p>
       <w:pPr>
         <w:pStyle w:val="ListBullet"/>
+        <w:spacing w:line="259" w:lineRule="auto" w:after="60"/>
       </w:pPr>
       <w:r>
         <w:rPr>
@@ -206,6 +267,7 @@
     <w:p>
       <w:pPr>
         <w:pStyle w:val="Heading2"/>
+        <w:spacing w:line="259" w:lineRule="auto" w:after="60"/>
       </w:pPr>
       <w:r>
         <w:rPr>
@@ -217,6 +279,7 @@
     <w:p>
       <w:pPr>
         <w:pStyle w:val="ListBullet"/>
+        <w:spacing w:line="259" w:lineRule="auto" w:after="60"/>
       </w:pPr>
       <w:r>
         <w:rPr>
@@ -231,6 +294,7 @@
     <w:p>
       <w:pPr>
         <w:pStyle w:val="ListBullet"/>
+        <w:spacing w:line="259" w:lineRule="auto" w:after="60"/>
       </w:pPr>
       <w:r>
         <w:rPr>
@@ -245,6 +309,7 @@
     <w:p>
       <w:pPr>
         <w:pStyle w:val="ListBullet"/>
+        <w:spacing w:line="259" w:lineRule="auto" w:after="60"/>
       </w:pPr>
       <w:r>
         <w:rPr>
@@ -259,6 +324,7 @@
     <w:p>
       <w:pPr>
         <w:pStyle w:val="ListBullet"/>
+        <w:spacing w:line="259" w:lineRule="auto" w:after="60"/>
       </w:pPr>
       <w:r>
         <w:rPr>
@@ -273,6 +339,7 @@
     <w:p>
       <w:pPr>
         <w:pStyle w:val="Heading2"/>
+        <w:spacing w:line="259" w:lineRule="auto" w:after="60"/>
       </w:pPr>
       <w:r>
         <w:rPr>
@@ -284,6 +351,7 @@
     <w:p>
       <w:pPr>
         <w:pStyle w:val="ListBullet"/>
+        <w:spacing w:line="259" w:lineRule="auto" w:after="60"/>
       </w:pPr>
       <w:r>
         <w:rPr>
@@ -298,6 +366,7 @@
     <w:p>
       <w:pPr>
         <w:pStyle w:val="ListBullet"/>
+        <w:spacing w:line="259" w:lineRule="auto" w:after="60"/>
       </w:pPr>
       <w:r>
         <w:rPr>
@@ -312,6 +381,7 @@
     <w:p>
       <w:pPr>
         <w:pStyle w:val="ListBullet"/>
+        <w:spacing w:line="259" w:lineRule="auto" w:after="60"/>
       </w:pPr>
       <w:r>
         <w:rPr>
@@ -326,6 +396,7 @@
     <w:p>
       <w:pPr>
         <w:pStyle w:val="Heading2"/>
+        <w:spacing w:line="259" w:lineRule="auto" w:after="60"/>
       </w:pPr>
       <w:r>
         <w:rPr>
@@ -337,6 +408,7 @@
     <w:p>
       <w:pPr>
         <w:pStyle w:val="Heading3"/>
+        <w:spacing w:line="259" w:lineRule="auto" w:after="60"/>
       </w:pPr>
       <w:r>
         <w:rPr>
@@ -348,6 +420,7 @@
     <w:p>
       <w:pPr>
         <w:pStyle w:val="ListBullet"/>
+        <w:spacing w:line="259" w:lineRule="auto" w:after="60"/>
       </w:pPr>
       <w:r>
         <w:rPr>
@@ -362,6 +435,7 @@
     <w:p>
       <w:pPr>
         <w:pStyle w:val="ListBullet"/>
+        <w:spacing w:line="259" w:lineRule="auto" w:after="60"/>
       </w:pPr>
       <w:r>
         <w:rPr>
@@ -382,6 +456,7 @@
     <w:p>
       <w:pPr>
         <w:pStyle w:val="ListBullet"/>
+        <w:spacing w:line="259" w:lineRule="auto" w:after="60"/>
       </w:pPr>
       <w:r>
         <w:rPr>
@@ -396,6 +471,7 @@
     <w:p>
       <w:pPr>
         <w:pStyle w:val="ListBullet"/>
+        <w:spacing w:line="259" w:lineRule="auto" w:after="60"/>
       </w:pPr>
       <w:r>
         <w:rPr>
@@ -410,6 +486,7 @@
     <w:p>
       <w:pPr>
         <w:pStyle w:val="ListBullet"/>
+        <w:spacing w:line="259" w:lineRule="auto" w:after="60"/>
       </w:pPr>
       <w:r>
         <w:rPr>
@@ -424,6 +501,7 @@
     <w:p>
       <w:pPr>
         <w:pStyle w:val="Heading3"/>
+        <w:spacing w:line="259" w:lineRule="auto" w:after="60"/>
       </w:pPr>
       <w:r>
         <w:rPr>
@@ -435,6 +513,7 @@
     <w:p>
       <w:pPr>
         <w:pStyle w:val="ListBullet"/>
+        <w:spacing w:line="259" w:lineRule="auto" w:after="60"/>
       </w:pPr>
       <w:r>
         <w:rPr>
@@ -449,6 +528,7 @@
     <w:p>
       <w:pPr>
         <w:pStyle w:val="ListBullet"/>
+        <w:spacing w:line="259" w:lineRule="auto" w:after="60"/>
       </w:pPr>
       <w:r>
         <w:rPr>
@@ -463,6 +543,7 @@
     <w:p>
       <w:pPr>
         <w:pStyle w:val="ListBullet"/>
+        <w:spacing w:line="259" w:lineRule="auto" w:after="60"/>
       </w:pPr>
       <w:r>
         <w:rPr>
@@ -483,6 +564,7 @@
     <w:p>
       <w:pPr>
         <w:pStyle w:val="ListBullet"/>
+        <w:spacing w:line="259" w:lineRule="auto" w:after="60"/>
       </w:pPr>
       <w:r>
         <w:rPr>
@@ -497,6 +579,7 @@
     <w:p>
       <w:pPr>
         <w:pStyle w:val="ListBullet"/>
+        <w:spacing w:line="259" w:lineRule="auto" w:after="60"/>
       </w:pPr>
       <w:r>
         <w:rPr>
@@ -510,6 +593,7 @@
     </w:p>
     <w:p>
       <w:pPr>
+        <w:spacing w:line="259" w:lineRule="auto" w:after="60"/>
         <w:jc w:val="left"/>
       </w:pPr>
       <w:r>
@@ -519,6 +603,7 @@
     <w:p>
       <w:pPr>
         <w:pStyle w:val="ListBullet"/>
+        <w:spacing w:line="259" w:lineRule="auto" w:after="60"/>
       </w:pPr>
       <w:r>
         <w:rPr>
@@ -533,6 +618,7 @@
     <w:p>
       <w:pPr>
         <w:pStyle w:val="ListBullet"/>
+        <w:spacing w:line="259" w:lineRule="auto" w:after="60"/>
       </w:pPr>
       <w:r>
         <w:rPr>
@@ -547,6 +633,7 @@
     <w:p>
       <w:pPr>
         <w:pStyle w:val="Heading3"/>
+        <w:spacing w:line="259" w:lineRule="auto" w:after="60"/>
       </w:pPr>
       <w:r>
         <w:rPr>
@@ -558,6 +645,7 @@
     <w:p>
       <w:pPr>
         <w:pStyle w:val="ListBullet"/>
+        <w:spacing w:line="259" w:lineRule="auto" w:after="60"/>
       </w:pPr>
       <w:r>
         <w:rPr>
@@ -572,6 +660,7 @@
     <w:p>
       <w:pPr>
         <w:pStyle w:val="ListBullet"/>
+        <w:spacing w:line="259" w:lineRule="auto" w:after="60"/>
       </w:pPr>
       <w:r>
         <w:rPr>
@@ -586,6 +675,7 @@
     <w:p>
       <w:pPr>
         <w:pStyle w:val="ListBullet"/>
+        <w:spacing w:line="259" w:lineRule="auto" w:after="60"/>
       </w:pPr>
       <w:r>
         <w:rPr>
@@ -600,6 +690,7 @@
     <w:p>
       <w:pPr>
         <w:pStyle w:val="ListBullet"/>
+        <w:spacing w:line="259" w:lineRule="auto" w:after="60"/>
       </w:pPr>
       <w:r>
         <w:rPr>
@@ -614,6 +705,7 @@
     <w:p>
       <w:pPr>
         <w:pStyle w:val="ListBullet"/>
+        <w:spacing w:line="259" w:lineRule="auto" w:after="60"/>
       </w:pPr>
       <w:r>
         <w:rPr>
@@ -628,6 +720,7 @@
     <w:p>
       <w:pPr>
         <w:pStyle w:val="ListBullet"/>
+        <w:spacing w:line="259" w:lineRule="auto" w:after="60"/>
       </w:pPr>
       <w:r>
         <w:rPr>
@@ -641,6 +734,7 @@
     </w:p>
     <w:p>
       <w:pPr>
+        <w:spacing w:line="259" w:lineRule="auto" w:after="60"/>
         <w:jc w:val="left"/>
       </w:pPr>
       <w:r>
@@ -650,6 +744,7 @@
     <w:p>
       <w:pPr>
         <w:pStyle w:val="Heading2"/>
+        <w:spacing w:line="259" w:lineRule="auto" w:after="60"/>
       </w:pPr>
       <w:r>
         <w:rPr>
@@ -968,6 +1063,7 @@
     <w:p>
       <w:pPr>
         <w:pStyle w:val="Heading2"/>
+        <w:spacing w:line="259" w:lineRule="auto" w:after="60"/>
       </w:pPr>
       <w:r>
         <w:rPr>
@@ -1258,6 +1354,7 @@
     <w:p>
       <w:pPr>
         <w:pStyle w:val="Heading2"/>
+        <w:spacing w:line="259" w:lineRule="auto" w:after="60"/>
       </w:pPr>
       <w:r>
         <w:rPr>
@@ -1269,6 +1366,7 @@
     <w:p>
       <w:pPr>
         <w:pStyle w:val="ListBullet"/>
+        <w:spacing w:line="259" w:lineRule="auto" w:after="60"/>
       </w:pPr>
       <w:r>
         <w:t>Avalrahmen bei Berliner Sparkasse: 40.000 EUR, ausgenutzt: 28.000 EUR</w:t>
@@ -1276,6 +1374,7 @@
     </w:p>
     <w:p>
       <w:pPr>
+        <w:spacing w:line="259" w:lineRule="auto" w:after="60"/>
         <w:jc w:val="left"/>
       </w:pPr>
       <w:r>
@@ -1285,6 +1384,7 @@
     <w:p>
       <w:pPr>
         <w:pStyle w:val="Heading2"/>
+        <w:spacing w:line="259" w:lineRule="auto" w:after="60"/>
       </w:pPr>
       <w:r>
         <w:rPr>
@@ -1296,6 +1396,7 @@
     <w:p>
       <w:pPr>
         <w:pStyle w:val="ListBullet"/>
+        <w:spacing w:line="259" w:lineRule="auto" w:after="60"/>
       </w:pPr>
       <w:r>
         <w:t>Rückstellung Gewährleistung 2025: 18.000 EUR (Bilanz 31.12.2025)</w:t>
@@ -1304,19 +1405,65 @@
     <w:p>
       <w:pPr>
         <w:pStyle w:val="ListBullet"/>
+        <w:spacing w:line="259" w:lineRule="auto" w:after="60"/>
       </w:pPr>
       <w:r>
         <w:t>offene Mängelfälle: Bauträger Spreequartier (strittig, 28,6 TEUR Streitwert)</w:t>
       </w:r>
     </w:p>
     <w:sectPr>
+      <w:headerReference w:type="default" r:id="rId9"/>
+      <w:footerReference w:type="default" r:id="rId10"/>
       <w:pgSz w:w="11906" w:h="16838"/>
-      <w:pgMar w:top="1417" w:right="1417" w:bottom="1417" w:left="1417" w:header="720" w:footer="720" w:gutter="0"/>
+      <w:pgMar w:top="1191" w:right="1247" w:bottom="1134" w:left="1361" w:header="720" w:footer="720" w:gutter="0"/>
       <w:cols w:space="720"/>
       <w:docGrid w:linePitch="360"/>
     </w:sectPr>
   </w:body>
 </w:document>
+</file>
+
+<file path=word/footer1.xml><?xml version="1.0" encoding="utf-8"?>
+<w:ftr xmlns:m="http://schemas.openxmlformats.org/officeDocument/2006/math" xmlns:mc="http://schemas.openxmlformats.org/markup-compatibility/2006" xmlns:mo="http://schemas.microsoft.com/office/mac/office/2008/main" xmlns:mv="urn:schemas-microsoft-com:mac:vml" xmlns:o="urn:schemas-microsoft-com:office:office" xmlns:r="http://schemas.openxmlformats.org/officeDocument/2006/relationships" xmlns:v="urn:schemas-microsoft-com:vml" xmlns:w10="urn:schemas-microsoft-com:office:word" xmlns:w14="http://schemas.microsoft.com/office/word/2010/wordml" xmlns:w="http://schemas.openxmlformats.org/wordprocessingml/2006/main" xmlns:wne="http://schemas.microsoft.com/office/word/2006/wordml" xmlns:wp14="http://schemas.microsoft.com/office/word/2010/wordprocessingDrawing" xmlns:wp="http://schemas.openxmlformats.org/drawingml/2006/wordprocessingDrawing" xmlns:wpc="http://schemas.microsoft.com/office/word/2010/wordprocessingCanvas" xmlns:wpg="http://schemas.microsoft.com/office/word/2010/wordprocessingGroup" xmlns:wpi="http://schemas.microsoft.com/office/word/2010/wordprocessingInk" xmlns:wps="http://schemas.microsoft.com/office/word/2010/wordprocessingShape" mc:Ignorable="w14 wp14">
+  <w:p>
+    <w:pPr>
+      <w:pStyle w:val="Footer"/>
+      <w:jc w:val="left"/>
+    </w:pPr>
+    <w:r/>
+    <w:r>
+      <w:rPr>
+        <w:rFonts w:ascii="Times New Roman" w:hAnsi="Times New Roman"/>
+        <w:b w:val="0"/>
+        <w:color w:val="777777"/>
+        <w:sz w:val="17"/>
+      </w:rPr>
+      <w:t>Vertraulich | Bearbeitungsstand Juli 2026 | nur zur Aktenbearbeitung</w:t>
+    </w:r>
+  </w:p>
+</w:ftr>
+</file>
+
+<file path=word/header1.xml><?xml version="1.0" encoding="utf-8"?>
+<w:hdr xmlns:m="http://schemas.openxmlformats.org/officeDocument/2006/math" xmlns:mc="http://schemas.openxmlformats.org/markup-compatibility/2006" xmlns:mo="http://schemas.microsoft.com/office/mac/office/2008/main" xmlns:mv="urn:schemas-microsoft-com:mac:vml" xmlns:o="urn:schemas-microsoft-com:office:office" xmlns:r="http://schemas.openxmlformats.org/officeDocument/2006/relationships" xmlns:v="urn:schemas-microsoft-com:vml" xmlns:w10="urn:schemas-microsoft-com:office:word" xmlns:w14="http://schemas.microsoft.com/office/word/2010/wordml" xmlns:w="http://schemas.openxmlformats.org/wordprocessingml/2006/main" xmlns:wne="http://schemas.microsoft.com/office/word/2006/wordml" xmlns:wp14="http://schemas.microsoft.com/office/word/2010/wordprocessingDrawing" xmlns:wp="http://schemas.openxmlformats.org/drawingml/2006/wordprocessingDrawing" xmlns:wpc="http://schemas.microsoft.com/office/word/2010/wordprocessingCanvas" xmlns:wpg="http://schemas.microsoft.com/office/word/2010/wordprocessingGroup" xmlns:wpi="http://schemas.microsoft.com/office/word/2010/wordprocessingInk" xmlns:wps="http://schemas.microsoft.com/office/word/2010/wordprocessingShape" mc:Ignorable="w14 wp14">
+  <w:p>
+    <w:pPr>
+      <w:pStyle w:val="Header"/>
+      <w:jc w:val="left"/>
+    </w:pPr>
+    <w:r/>
+    <w:r>
+      <w:rPr>
+        <w:rFonts w:ascii="Times New Roman" w:hAnsi="Times New Roman"/>
+        <w:b w:val="0"/>
+        <w:i w:val="0"/>
+        <w:color w:val="666666"/>
+        <w:sz w:val="17"/>
+      </w:rPr>
+      <w:t>Lindenhof und Partner mbB | Insolvenz- und Restrukturierungsakte | Bearbeitungsstand Juli 2026</w:t>
+    </w:r>
+  </w:p>
+</w:hdr>
 </file>
 
 <file path=word/numbering.xml><?xml version="1.0" encoding="utf-8"?>
@@ -2033,11 +2180,12 @@
       <w:contextualSpacing/>
     </w:pPr>
     <w:rPr>
-      <w:rFonts w:asciiTheme="majorHAnsi" w:eastAsiaTheme="majorEastAsia" w:hAnsiTheme="majorHAnsi" w:cstheme="majorBidi"/>
+      <w:rFonts w:asciiTheme="majorHAnsi" w:eastAsiaTheme="majorEastAsia" w:hAnsiTheme="majorHAnsi" w:cstheme="majorBidi" w:ascii="Times New Roman" w:hAnsi="Times New Roman"/>
+      <w:b/>
       <w:color w:val="17365D" w:themeColor="text2" w:themeShade="BF"/>
       <w:spacing w:val="5"/>
       <w:kern w:val="28"/>
-      <w:sz w:val="52"/>
+      <w:sz w:val="30"/>
       <w:szCs w:val="52"/>
     </w:rPr>
   </w:style>
